--- a/melee_brief_v1.2.docx
+++ b/melee_brief_v1.2.docx
@@ -2,6 +2,52 @@
 <file path=word/document.xml><?xml version="1.0" encoding="utf-8"?>
 <w:document xmlns:wpc="http://schemas.microsoft.com/office/word/2010/wordprocessingCanvas" xmlns:mc="http://schemas.openxmlformats.org/markup-compatibility/2006" xmlns:o="urn:schemas-microsoft-com:office:office" xmlns:r="http://schemas.openxmlformats.org/officeDocument/2006/relationships" xmlns:m="http://schemas.openxmlformats.org/officeDocument/2006/math" xmlns:v="urn:schemas-microsoft-com:vml" xmlns:wp14="http://schemas.microsoft.com/office/word/2010/wordprocessingDrawing" xmlns:wp="http://schemas.openxmlformats.org/drawingml/2006/wordprocessingDrawing" xmlns:w10="urn:schemas-microsoft-com:office:word" xmlns:w="http://schemas.openxmlformats.org/wordprocessingml/2006/main" xmlns:w14="http://schemas.microsoft.com/office/word/2010/wordml" xmlns:w15="http://schemas.microsoft.com/office/word/2012/wordml" xmlns:wpg="http://schemas.microsoft.com/office/word/2010/wordprocessingGroup" xmlns:wpi="http://schemas.microsoft.com/office/word/2010/wordprocessingInk" xmlns:wne="http://schemas.microsoft.com/office/word/2006/wordml" xmlns:wps="http://schemas.microsoft.com/office/word/2010/wordprocessingShape" xmlns:cx="http://schemas.microsoft.com/office/drawing/2014/chartex" xmlns:cx1="http://schemas.microsoft.com/office/drawing/2015/9/8/chartex" xmlns:cx2="http://schemas.microsoft.com/office/drawing/2015/10/21/chartex" xmlns:cx3="http://schemas.microsoft.com/office/drawing/2016/5/9/chartex" xmlns:cx4="http://schemas.microsoft.com/office/drawing/2016/5/10/chartex" xmlns:cx5="http://schemas.microsoft.com/office/drawing/2016/5/11/chartex" xmlns:cx6="http://schemas.microsoft.com/office/drawing/2016/5/12/chartex" xmlns:cx7="http://schemas.microsoft.com/office/drawing/2016/5/13/chartex" xmlns:cx8="http://schemas.microsoft.com/office/drawing/2016/5/14/chartex" xmlns:aink="http://schemas.microsoft.com/office/drawing/2016/ink" xmlns:am3d="http://schemas.microsoft.com/office/drawing/2017/model3d" xmlns:w16cex="http://schemas.microsoft.com/office/word/2018/wordml/cex" xmlns:w16cid="http://schemas.microsoft.com/office/word/2016/wordml/cid" xmlns:w16="http://schemas.microsoft.com/office/word/2018/wordml" xmlns:w16sdtdh="http://schemas.microsoft.com/office/word/2020/wordml/sdtdatahash" xmlns:w16se="http://schemas.microsoft.com/office/word/2015/wordml/symex" mc:Ignorable="w14 w15 wp14">
   <w:body>
+    <w:p>
+      <w:pPr>
+        <w:spacing w:after="120"/>
+        <w:jc w:val="center"/>
+      </w:pPr>
+      <w:r>
+        <w:drawing>
+          <wp:inline distT="0" distB="0" distL="0" distR="0">
+            <wp:extent cx="1524000" cy="1524000"/>
+            <wp:effectExtent t="0" r="0" b="0" l="0"/>
+            <wp:docPr id="1" name="" descr="" title=""/>
+            <wp:cNvGraphicFramePr>
+              <a:graphicFrameLocks xmlns:a="http://schemas.openxmlformats.org/drawingml/2006/main" noChangeAspect="1"/>
+            </wp:cNvGraphicFramePr>
+            <a:graphic xmlns:a="http://schemas.openxmlformats.org/drawingml/2006/main">
+              <a:graphicData uri="http://schemas.openxmlformats.org/drawingml/2006/picture">
+                <pic:pic xmlns:pic="http://schemas.openxmlformats.org/drawingml/2006/picture">
+                  <pic:nvPicPr>
+                    <pic:cNvPr id="0" name="" descr=""/>
+                    <pic:cNvPicPr>
+                      <a:picLocks noChangeAspect="1" noChangeArrowheads="1"/>
+                    </pic:cNvPicPr>
+                  </pic:nvPicPr>
+                  <pic:blipFill>
+                    <a:blip r:embed="rId7" cstate="none"/>
+                    <a:srcRect/>
+                    <a:stretch>
+                      <a:fillRect/>
+                    </a:stretch>
+                  </pic:blipFill>
+                  <pic:spPr bwMode="auto">
+                    <a:xfrm>
+                      <a:off x="0" y="0"/>
+                      <a:ext cx="1524000" cy="1524000"/>
+                    </a:xfrm>
+                    <a:prstGeom prst="rect">
+                      <a:avLst/>
+                    </a:prstGeom>
+                  </pic:spPr>
+                </pic:pic>
+              </a:graphicData>
+            </a:graphic>
+          </wp:inline>
+        </w:drawing>
+      </w:r>
+    </w:p>
     <w:p>
       <w:pPr>
         <w:spacing w:after="80"/>
@@ -4028,6 +4074,27 @@
     </w:p>
     <w:p>
       <w:pPr>
+        <w:pStyle w:val="ListParagraph"/>
+        <w:numPr>
+          <w:ilvl w:val="0"/>
+          <w:numId w:val="2"/>
+        </w:numPr>
+      </w:pPr>
+      <w:r>
+        <w:rPr>
+          <w:rFonts w:ascii="Arial" w:cs="Arial" w:eastAsia="Arial" w:hAnsi="Arial"/>
+          <w:b w:val="false"/>
+          <w:bCs w:val="false"/>
+          <w:i w:val="false"/>
+          <w:iCs w:val="false"/>
+          <w:sz w:val="20"/>
+          <w:szCs w:val="20"/>
+        </w:rPr>
+        <w:t xml:space="preserve">Cross-event leaderboard — a Group’s all-time record across every Melee they’ve played. History as identity.</w:t>
+      </w:r>
+    </w:p>
+    <w:p>
+      <w:pPr>
         <w:spacing w:after="160"/>
       </w:pPr>
       <w:r>
@@ -5082,6 +5149,19 @@
                 <w:szCs w:val="20"/>
               </w:rPr>
               <w:t xml:space="preserve">One prop question per event</w:t>
+            </w:r>
+          </w:p>
+          <w:p>
+            <w:pPr>
+              <w:spacing w:after="60"/>
+            </w:pPr>
+            <w:r>
+              <w:rPr>
+                <w:rFonts w:ascii="Arial" w:cs="Arial" w:eastAsia="Arial" w:hAnsi="Arial"/>
+                <w:sz w:val="20"/>
+                <w:szCs w:val="20"/>
+              </w:rPr>
+              <w:t xml:space="preserve">The casual friend wins — autofill user tops the leaderboard without watching a single game. The product’s most powerful viral moment.</w:t>
             </w:r>
           </w:p>
         </w:tc>
@@ -7917,7 +7997,7 @@
                 <w:sz w:val="20"/>
                 <w:szCs w:val="20"/>
               </w:rPr>
-              <w:t xml:space="preserve">User-generated events, public invite links, public launch</w:t>
+              <w:t xml:space="preserve">User-generated events, public invite links, public launch, cross-event Group leaderboard (all-time record across all Melees)</w:t>
             </w:r>
           </w:p>
         </w:tc>
@@ -8992,64 +9072,49 @@
           <w:sz w:val="32"/>
           <w:szCs w:val="32"/>
         </w:rPr>
-        <w:t xml:space="preserve">12. Summary</w:t>
-      </w:r>
-    </w:p>
-    <w:tbl>
-      <w:tblPr>
-        <w:tblW w:type="dxa" w:w="9360"/>
-        <w:tblBorders>
-          <w:top w:val="single" w:color="auto" w:sz="4"/>
-          <w:left w:val="single" w:color="auto" w:sz="4"/>
-          <w:bottom w:val="single" w:color="auto" w:sz="4"/>
-          <w:right w:val="single" w:color="auto" w:sz="4"/>
-          <w:insideH w:val="single" w:color="auto" w:sz="4"/>
-          <w:insideV w:val="single" w:color="auto" w:sz="4"/>
-        </w:tblBorders>
-      </w:tblPr>
-      <w:tblGrid>
-        <w:gridCol w:w="9360"/>
-      </w:tblGrid>
-      <w:tr>
-        <w:tc>
-          <w:tcPr>
-            <w:tcW w:type="dxa" w:w="9360"/>
-            <w:tcBorders>
-              <w:top w:val="single" w:color="CCCCCC" w:sz="1"/>
-              <w:left w:val="single" w:color="CCCCCC" w:sz="1"/>
-              <w:bottom w:val="single" w:color="CCCCCC" w:sz="1"/>
-              <w:right w:val="single" w:color="CCCCCC" w:sz="1"/>
-            </w:tcBorders>
-            <w:shd w:fill="D5E8F0" w:val="clear"/>
-            <w:tcMar>
-              <w:top w:type="dxa" w:w="100"/>
-              <w:left w:type="dxa" w:w="150"/>
-              <w:bottom w:type="dxa" w:w="100"/>
-              <w:right w:type="dxa" w:w="150"/>
-            </w:tcMar>
-          </w:tcPr>
-          <w:p>
-            <w:r>
-              <w:rPr>
-                <w:rFonts w:ascii="Arial" w:cs="Arial" w:eastAsia="Arial" w:hAnsi="Arial"/>
-                <w:b/>
-                <w:bCs/>
-                <w:color w:val="1F3864"/>
-                <w:sz w:val="20"/>
-                <w:szCs w:val="20"/>
-              </w:rPr>
-              <w:t xml:space="preserve">MELEE IN ONE PARAGRAPH: Melee is a social prediction platform where friend groups compete around any structured event — sports brackets, award show ballots, reality TV eliminations, and more. It was discovered, not designed: BracketBattle, a simple lacrosse bracket app built for a single friend group, proved that the social layer (trash talk, pick reveals, group leaderboards) is more engaging than the event itself. Melee generalizes that engine, adds Groups as the core social unit, AI-powered event creation as the onboarding unlock, and opens the platform to any event. The MVP proves generalization with two events: BracketBattle’s lacrosse bracket and a 2027 Oscars ballot. Everything else follows.</w:t>
-            </w:r>
-          </w:p>
-        </w:tc>
-      </w:tr>
-    </w:tbl>
+        <w:t xml:space="preserve">12. Host Experience</w:t>
+      </w:r>
+    </w:p>
     <w:p>
       <w:pPr>
         <w:spacing w:after="160"/>
       </w:pPr>
       <w:r>
+        <w:rPr>
+          <w:rFonts w:ascii="Arial" w:cs="Arial" w:eastAsia="Arial" w:hAnsi="Arial"/>
+          <w:b w:val="false"/>
+          <w:bCs w:val="false"/>
+          <w:i w:val="false"/>
+          <w:iCs w:val="false"/>
+          <w:color w:val="000000"/>
+          <w:sz w:val="20"/>
+          <w:szCs w:val="20"/>
+        </w:rPr>
+        <w:t xml:space="preserve">The first question anyone asks about Melee is: “is the Host stuck doing all the hard work?” The answer is no — and the brief needs to say so clearly. The Host experience is designed around two modes: Fast and Fun. Phase 1 delivers Fast. Phase 2 delivers Fun. Neither requires the Host to do hard work.</w:t>
+      </w:r>
+    </w:p>
+    <w:p>
+      <w:pPr>
+        <w:spacing w:after="160"/>
+      </w:pPr>
+      <w:r>
         <w:t xml:space="preserve"/>
+      </w:r>
+    </w:p>
+    <w:p>
+      <w:pPr>
+        <w:pStyle w:val="Heading2"/>
+      </w:pPr>
+      <w:r>
+        <w:rPr>
+          <w:rFonts w:ascii="Arial" w:cs="Arial" w:eastAsia="Arial" w:hAnsi="Arial"/>
+          <w:b/>
+          <w:bCs/>
+          <w:color w:val="2E5FA3"/>
+          <w:sz w:val="26"/>
+          <w:szCs w:val="26"/>
+        </w:rPr>
+        <w:t xml:space="preserve">12.1 The Two Host Modes</w:t>
       </w:r>
     </w:p>
     <w:tbl>
@@ -9096,10 +9161,52 @@
                 <w:rFonts w:ascii="Arial" w:cs="Arial" w:eastAsia="Arial" w:hAnsi="Arial"/>
                 <w:b/>
                 <w:bCs/>
-                <w:sz w:val="20"/>
-                <w:szCs w:val="20"/>
-              </w:rPr>
-              <w:t xml:space="preserve">What makes Melee different</w:t>
+                <w:color w:val="1F3864"/>
+                <w:sz w:val="22"/>
+                <w:szCs w:val="22"/>
+              </w:rPr>
+              <w:t xml:space="preserve">FAST (Phase 1 — MVP)</w:t>
+            </w:r>
+          </w:p>
+          <w:p>
+            <w:pPr>
+              <w:spacing w:after="120"/>
+            </w:pPr>
+            <w:r>
+              <w:rPr>
+                <w:rFonts w:ascii="Arial" w:cs="Arial" w:eastAsia="Arial" w:hAnsi="Arial"/>
+                <w:sz w:val="20"/>
+                <w:szCs w:val="20"/>
+              </w:rPr>
+              <w:t xml:space="preserve">The Host describes the event in plain English. The AI scaffolds the entire structure — format, Stages, SubStages, Contenders — from training knowledge, web search, and the hosting source domain. The Host reviews a draft and confirms. The Melee is live.</w:t>
+            </w:r>
+          </w:p>
+          <w:p>
+            <w:pPr>
+              <w:spacing w:after="120"/>
+            </w:pPr>
+            <w:r>
+              <w:rPr>
+                <w:rFonts w:ascii="Arial" w:cs="Arial" w:eastAsia="Arial" w:hAnsi="Arial"/>
+                <w:sz w:val="20"/>
+                <w:szCs w:val="20"/>
+              </w:rPr>
+              <w:t xml:space="preserve">Sensible, opinionated defaults handle everything else. The Host doesn’t make a single customization decision to run a great Melee. Fast means live in minutes.</w:t>
+            </w:r>
+          </w:p>
+          <w:p>
+            <w:pPr>
+              <w:spacing w:after="80"/>
+            </w:pPr>
+            <w:r>
+              <w:rPr>
+                <w:rFonts w:ascii="Arial" w:cs="Arial" w:eastAsia="Arial" w:hAnsi="Arial"/>
+                <w:b/>
+                <w:bCs/>
+                <w:sz w:val="20"/>
+                <w:szCs w:val="20"/>
+              </w:rPr>
+              <w:t xml:space="preserve">Host tasks in Phase 1:</w:t>
             </w:r>
           </w:p>
           <w:p>
@@ -9112,7 +9219,7 @@
                 <w:sz w:val="20"/>
                 <w:szCs w:val="20"/>
               </w:rPr>
-              <w:t xml:space="preserve">Friend groups, not strangers</w:t>
+              <w:t xml:space="preserve">1. Describe the event</w:t>
             </w:r>
           </w:p>
           <w:p>
@@ -9125,7 +9232,7 @@
                 <w:sz w:val="20"/>
                 <w:szCs w:val="20"/>
               </w:rPr>
-              <w:t xml:space="preserve">Any event, not just sports</w:t>
+              <w:t xml:space="preserve">2. Confirm the AI draft</w:t>
             </w:r>
           </w:p>
           <w:p>
@@ -9138,7 +9245,7 @@
                 <w:sz w:val="20"/>
                 <w:szCs w:val="20"/>
               </w:rPr>
-              <w:t xml:space="preserve">User-generated platform, not curated content</w:t>
+              <w:t xml:space="preserve">3. Share the invite code</w:t>
             </w:r>
           </w:p>
           <w:p>
@@ -9151,7 +9258,83 @@
                 <w:sz w:val="20"/>
                 <w:szCs w:val="20"/>
               </w:rPr>
-              <w:t xml:space="preserve">Trash Talk as a core feature, not an afterthought</w:t>
+              <w:t xml:space="preserve">4. Enter Outcomes after the event</w:t>
+            </w:r>
+          </w:p>
+        </w:tc>
+        <w:tc>
+          <w:tcPr>
+            <w:tcW w:type="dxa" w:w="4680"/>
+            <w:tcBorders>
+              <w:top w:val="single" w:color="CCCCCC" w:sz="1"/>
+              <w:left w:val="single" w:color="CCCCCC" w:sz="1"/>
+              <w:bottom w:val="single" w:color="CCCCCC" w:sz="1"/>
+              <w:right w:val="single" w:color="CCCCCC" w:sz="1"/>
+            </w:tcBorders>
+            <w:shd w:fill="F5F5F5" w:val="clear"/>
+            <w:tcMar>
+              <w:top w:type="dxa" w:w="100"/>
+              <w:left w:type="dxa" w:w="150"/>
+              <w:bottom w:type="dxa" w:w="100"/>
+              <w:right w:type="dxa" w:w="150"/>
+            </w:tcMar>
+            <w:vAlign w:val="top"/>
+          </w:tcPr>
+          <w:p>
+            <w:pPr>
+              <w:spacing w:after="100"/>
+            </w:pPr>
+            <w:r>
+              <w:rPr>
+                <w:rFonts w:ascii="Arial" w:cs="Arial" w:eastAsia="Arial" w:hAnsi="Arial"/>
+                <w:b/>
+                <w:bCs/>
+                <w:color w:val="2E5FA3"/>
+                <w:sz w:val="22"/>
+                <w:szCs w:val="22"/>
+              </w:rPr>
+              <w:t xml:space="preserve">FUN (Phase 2)</w:t>
+            </w:r>
+          </w:p>
+          <w:p>
+            <w:pPr>
+              <w:spacing w:after="120"/>
+            </w:pPr>
+            <w:r>
+              <w:rPr>
+                <w:rFonts w:ascii="Arial" w:cs="Arial" w:eastAsia="Arial" w:hAnsi="Arial"/>
+                <w:sz w:val="20"/>
+                <w:szCs w:val="20"/>
+              </w:rPr>
+              <w:t xml:space="preserve">The Host gets a simple, visual setup screen where they pick their Melee’s personality in a few taps. It should feel like setting up a party, not filling out a form. Customization is an option, never a requirement.</w:t>
+            </w:r>
+          </w:p>
+          <w:p>
+            <w:pPr>
+              <w:spacing w:after="120"/>
+            </w:pPr>
+            <w:r>
+              <w:rPr>
+                <w:rFonts w:ascii="Arial" w:cs="Arial" w:eastAsia="Arial" w:hAnsi="Arial"/>
+                <w:sz w:val="20"/>
+                <w:szCs w:val="20"/>
+              </w:rPr>
+              <w:t xml:space="preserve">Customization options are set per-Melee — the tone of an Oscars ballot is different from an NFL bracket. The Host sets the culture of each specific Melee.</w:t>
+            </w:r>
+          </w:p>
+          <w:p>
+            <w:pPr>
+              <w:spacing w:after="80"/>
+            </w:pPr>
+            <w:r>
+              <w:rPr>
+                <w:rFonts w:ascii="Arial" w:cs="Arial" w:eastAsia="Arial" w:hAnsi="Arial"/>
+                <w:b/>
+                <w:bCs/>
+                <w:sz w:val="20"/>
+                <w:szCs w:val="20"/>
+              </w:rPr>
+              <w:t xml:space="preserve">Host customization options:</w:t>
             </w:r>
           </w:p>
           <w:p>
@@ -9164,7 +9347,7 @@
                 <w:sz w:val="20"/>
                 <w:szCs w:val="20"/>
               </w:rPr>
-              <w:t xml:space="preserve">Accountability — your words and picks are on record</w:t>
+              <w:t xml:space="preserve">Elimination style (Ghost, Skeleton, LOSER stamp, etc.)</w:t>
             </w:r>
           </w:p>
           <w:p>
@@ -9177,10 +9360,265 @@
                 <w:sz w:val="20"/>
                 <w:szCs w:val="20"/>
               </w:rPr>
-              <w:t xml:space="preserve">AI-powered event creation — describe it, Melee builds it</w:t>
-            </w:r>
-          </w:p>
-        </w:tc>
+              <w:t xml:space="preserve">Pick reveal mechanic (slow drip, worst-to-best, all at once)</w:t>
+            </w:r>
+          </w:p>
+          <w:p>
+            <w:pPr>
+              <w:spacing w:after="60"/>
+            </w:pPr>
+            <w:r>
+              <w:rPr>
+                <w:rFonts w:ascii="Arial" w:cs="Arial" w:eastAsia="Arial" w:hAnsi="Arial"/>
+                <w:sz w:val="20"/>
+                <w:szCs w:val="20"/>
+              </w:rPr>
+              <w:t xml:space="preserve">Streak break penalty (visual consequence for breaking group streak)</w:t>
+            </w:r>
+          </w:p>
+          <w:p>
+            <w:pPr>
+              <w:spacing w:after="60"/>
+            </w:pPr>
+            <w:r>
+              <w:rPr>
+                <w:rFonts w:ascii="Arial" w:cs="Arial" w:eastAsia="Arial" w:hAnsi="Arial"/>
+                <w:sz w:val="20"/>
+                <w:szCs w:val="20"/>
+              </w:rPr>
+              <w:t xml:space="preserve">Leaderboard taunts (custom message under last place)</w:t>
+            </w:r>
+          </w:p>
+          <w:p>
+            <w:pPr>
+              <w:spacing w:after="60"/>
+            </w:pPr>
+            <w:r>
+              <w:rPr>
+                <w:rFonts w:ascii="Arial" w:cs="Arial" w:eastAsia="Arial" w:hAnsi="Arial"/>
+                <w:sz w:val="20"/>
+                <w:szCs w:val="20"/>
+              </w:rPr>
+              <w:t xml:space="preserve">Winner celebration (what a correct pick looks like when it lands)</w:t>
+            </w:r>
+          </w:p>
+        </w:tc>
+      </w:tr>
+    </w:tbl>
+    <w:p>
+      <w:pPr>
+        <w:spacing w:after="160"/>
+      </w:pPr>
+      <w:r>
+        <w:t xml:space="preserve"/>
+      </w:r>
+    </w:p>
+    <w:p>
+      <w:pPr>
+        <w:pStyle w:val="Heading2"/>
+      </w:pPr>
+      <w:r>
+        <w:rPr>
+          <w:rFonts w:ascii="Arial" w:cs="Arial" w:eastAsia="Arial" w:hAnsi="Arial"/>
+          <w:b/>
+          <w:bCs/>
+          <w:color w:val="2E5FA3"/>
+          <w:sz w:val="26"/>
+          <w:szCs w:val="26"/>
+        </w:rPr>
+        <w:t xml:space="preserve">12.2 Addressing the Weakness</w:t>
+      </w:r>
+    </w:p>
+    <w:tbl>
+      <w:tblPr>
+        <w:tblW w:type="dxa" w:w="9360"/>
+        <w:tblBorders>
+          <w:top w:val="single" w:color="auto" w:sz="4"/>
+          <w:left w:val="single" w:color="auto" w:sz="4"/>
+          <w:bottom w:val="single" w:color="auto" w:sz="4"/>
+          <w:right w:val="single" w:color="auto" w:sz="4"/>
+          <w:insideH w:val="single" w:color="auto" w:sz="4"/>
+          <w:insideV w:val="single" w:color="auto" w:sz="4"/>
+        </w:tblBorders>
+      </w:tblPr>
+      <w:tblGrid>
+        <w:gridCol w:w="9360"/>
+      </w:tblGrid>
+      <w:tr>
+        <w:tc>
+          <w:tcPr>
+            <w:tcW w:type="dxa" w:w="9360"/>
+            <w:tcBorders>
+              <w:top w:val="single" w:color="CCCCCC" w:sz="1"/>
+              <w:left w:val="single" w:color="CCCCCC" w:sz="1"/>
+              <w:bottom w:val="single" w:color="CCCCCC" w:sz="1"/>
+              <w:right w:val="single" w:color="CCCCCC" w:sz="1"/>
+            </w:tcBorders>
+            <w:shd w:fill="D5E8F0" w:val="clear"/>
+            <w:tcMar>
+              <w:top w:type="dxa" w:w="100"/>
+              <w:left w:type="dxa" w:w="150"/>
+              <w:bottom w:type="dxa" w:w="100"/>
+              <w:right w:type="dxa" w:w="150"/>
+            </w:tcMar>
+          </w:tcPr>
+          <w:p>
+            <w:r>
+              <w:rPr>
+                <w:rFonts w:ascii="Arial" w:cs="Arial" w:eastAsia="Arial" w:hAnsi="Arial"/>
+                <w:b/>
+                <w:bCs/>
+                <w:color w:val="1F3864"/>
+                <w:sz w:val="20"/>
+                <w:szCs w:val="20"/>
+              </w:rPr>
+              <w:t xml:space="preserve">THE COUNTER: “Is the Host stuck doing all the hard work?”
+No. The AI does the heavy lifting on setup. Sensible defaults handle the rest. In Phase 1, a Host can have a live Melee in under five minutes with four steps: describe, confirm, share, and enter results. In Phase 2, customization turns setup into a fun moment — the Host is the DJ, not the roadie.</w:t>
+            </w:r>
+          </w:p>
+        </w:tc>
+      </w:tr>
+    </w:tbl>
+    <w:p>
+      <w:pPr>
+        <w:spacing w:after="160"/>
+      </w:pPr>
+      <w:r>
+        <w:t xml:space="preserve"/>
+      </w:r>
+    </w:p>
+    <w:p>
+      <w:pPr>
+        <w:pStyle w:val="Heading2"/>
+      </w:pPr>
+      <w:r>
+        <w:rPr>
+          <w:rFonts w:ascii="Arial" w:cs="Arial" w:eastAsia="Arial" w:hAnsi="Arial"/>
+          <w:b/>
+          <w:bCs/>
+          <w:color w:val="2E5FA3"/>
+          <w:sz w:val="26"/>
+          <w:szCs w:val="26"/>
+        </w:rPr>
+        <w:t xml:space="preserve">12.3 Monetization Angle</w:t>
+      </w:r>
+    </w:p>
+    <w:p>
+      <w:pPr>
+        <w:spacing w:after="160"/>
+      </w:pPr>
+      <w:r>
+        <w:rPr>
+          <w:rFonts w:ascii="Arial" w:cs="Arial" w:eastAsia="Arial" w:hAnsi="Arial"/>
+          <w:b w:val="false"/>
+          <w:bCs w:val="false"/>
+          <w:i w:val="false"/>
+          <w:iCs w:val="false"/>
+          <w:color w:val="000000"/>
+          <w:sz w:val="20"/>
+          <w:szCs w:val="20"/>
+        </w:rPr>
+        <w:t xml:space="preserve">Host customization has a natural monetization fit with Host Pro (Phase 4). Basic options — a few elimination styles, default reveal mechanics — are free. Premium avatar packs, custom animations, and exclusive humiliation effects are a Host Pro unlock. This makes the paid tier feel fun and expressive rather than transactional.</w:t>
+      </w:r>
+    </w:p>
+    <w:p>
+      <w:pPr>
+        <w:spacing w:after="160"/>
+      </w:pPr>
+      <w:r>
+        <w:t xml:space="preserve"/>
+      </w:r>
+    </w:p>
+    <w:p>
+      <w:pPr>
+        <w:pStyle w:val="Heading1"/>
+      </w:pPr>
+      <w:r>
+        <w:rPr>
+          <w:rFonts w:ascii="Arial" w:cs="Arial" w:eastAsia="Arial" w:hAnsi="Arial"/>
+          <w:b/>
+          <w:bCs/>
+          <w:color w:val="1F3864"/>
+          <w:sz w:val="32"/>
+          <w:szCs w:val="32"/>
+        </w:rPr>
+        <w:t xml:space="preserve">13. Summary</w:t>
+      </w:r>
+    </w:p>
+    <w:tbl>
+      <w:tblPr>
+        <w:tblW w:type="dxa" w:w="9360"/>
+        <w:tblBorders>
+          <w:top w:val="single" w:color="auto" w:sz="4"/>
+          <w:left w:val="single" w:color="auto" w:sz="4"/>
+          <w:bottom w:val="single" w:color="auto" w:sz="4"/>
+          <w:right w:val="single" w:color="auto" w:sz="4"/>
+          <w:insideH w:val="single" w:color="auto" w:sz="4"/>
+          <w:insideV w:val="single" w:color="auto" w:sz="4"/>
+        </w:tblBorders>
+      </w:tblPr>
+      <w:tblGrid>
+        <w:gridCol w:w="9360"/>
+      </w:tblGrid>
+      <w:tr>
+        <w:tc>
+          <w:tcPr>
+            <w:tcW w:type="dxa" w:w="9360"/>
+            <w:tcBorders>
+              <w:top w:val="single" w:color="CCCCCC" w:sz="1"/>
+              <w:left w:val="single" w:color="CCCCCC" w:sz="1"/>
+              <w:bottom w:val="single" w:color="CCCCCC" w:sz="1"/>
+              <w:right w:val="single" w:color="CCCCCC" w:sz="1"/>
+            </w:tcBorders>
+            <w:shd w:fill="D5E8F0" w:val="clear"/>
+            <w:tcMar>
+              <w:top w:type="dxa" w:w="100"/>
+              <w:left w:type="dxa" w:w="150"/>
+              <w:bottom w:type="dxa" w:w="100"/>
+              <w:right w:type="dxa" w:w="150"/>
+            </w:tcMar>
+          </w:tcPr>
+          <w:p>
+            <w:r>
+              <w:rPr>
+                <w:rFonts w:ascii="Arial" w:cs="Arial" w:eastAsia="Arial" w:hAnsi="Arial"/>
+                <w:b/>
+                <w:bCs/>
+                <w:color w:val="1F3864"/>
+                <w:sz w:val="20"/>
+                <w:szCs w:val="20"/>
+              </w:rPr>
+              <w:t xml:space="preserve">MELEE IN ONE PARAGRAPH: Melee is a social prediction platform where friend groups compete around any structured event — sports brackets, award show ballots, reality TV eliminations, and more. It was discovered, not designed: BracketBattle, a simple lacrosse bracket app built for a single friend group, proved that the social layer (trash talk, pick reveals, group leaderboards) is more engaging than the event itself. Melee generalizes that engine, adds Groups as the core social unit, AI-powered event creation as the onboarding unlock, and opens the platform to any event. The MVP proves generalization with two events: BracketBattle’s lacrosse bracket and a 2027 Oscars ballot. Everything else follows.</w:t>
+            </w:r>
+          </w:p>
+        </w:tc>
+      </w:tr>
+    </w:tbl>
+    <w:p>
+      <w:pPr>
+        <w:spacing w:after="160"/>
+      </w:pPr>
+      <w:r>
+        <w:t xml:space="preserve"/>
+      </w:r>
+    </w:p>
+    <w:tbl>
+      <w:tblPr>
+        <w:tblW w:type="dxa" w:w="9360"/>
+        <w:tblBorders>
+          <w:top w:val="single" w:color="auto" w:sz="4"/>
+          <w:left w:val="single" w:color="auto" w:sz="4"/>
+          <w:bottom w:val="single" w:color="auto" w:sz="4"/>
+          <w:right w:val="single" w:color="auto" w:sz="4"/>
+          <w:insideH w:val="single" w:color="auto" w:sz="4"/>
+          <w:insideV w:val="single" w:color="auto" w:sz="4"/>
+        </w:tblBorders>
+      </w:tblPr>
+      <w:tblGrid>
+        <w:gridCol w:w="4680"/>
+        <w:gridCol w:w="4680"/>
+      </w:tblGrid>
+      <w:tr>
         <w:tc>
           <w:tcPr>
             <w:tcW w:type="dxa" w:w="4680"/>
@@ -9211,7 +9649,7 @@
                 <w:sz w:val="20"/>
                 <w:szCs w:val="20"/>
               </w:rPr>
-              <w:t xml:space="preserve">What BracketBattle proved</w:t>
+              <w:t xml:space="preserve">What makes Melee different</w:t>
             </w:r>
           </w:p>
           <w:p>
@@ -9224,7 +9662,7 @@
                 <w:sz w:val="20"/>
                 <w:szCs w:val="20"/>
               </w:rPr>
-              <w:t xml:space="preserve">The social layer drives more engagement than the event</w:t>
+              <w:t xml:space="preserve">Friend groups, not strangers</w:t>
             </w:r>
           </w:p>
           <w:p>
@@ -9237,7 +9675,7 @@
                 <w:sz w:val="20"/>
                 <w:szCs w:val="20"/>
               </w:rPr>
-              <w:t xml:space="preserve">Casual friends play if the barrier is low enough</w:t>
+              <w:t xml:space="preserve">Any event, not just sports</w:t>
             </w:r>
           </w:p>
           <w:p>
@@ -9250,7 +9688,7 @@
                 <w:sz w:val="20"/>
                 <w:szCs w:val="20"/>
               </w:rPr>
-              <w:t xml:space="preserve">Trash Talk and reactions are the most-used features after picks</w:t>
+              <w:t xml:space="preserve">User-generated platform, not curated content</w:t>
             </w:r>
           </w:p>
           <w:p>
@@ -9263,7 +9701,7 @@
                 <w:sz w:val="20"/>
                 <w:szCs w:val="20"/>
               </w:rPr>
-              <w:t xml:space="preserve">A single HTML file can validate a product concept completely</w:t>
+              <w:t xml:space="preserve">Trash Talk as a core feature, not an afterthought</w:t>
             </w:r>
           </w:p>
           <w:p>
@@ -9276,6 +9714,118 @@
                 <w:sz w:val="20"/>
                 <w:szCs w:val="20"/>
               </w:rPr>
+              <w:t xml:space="preserve">Accountability — your words and picks are on record</w:t>
+            </w:r>
+          </w:p>
+          <w:p>
+            <w:pPr>
+              <w:spacing w:after="60"/>
+            </w:pPr>
+            <w:r>
+              <w:rPr>
+                <w:rFonts w:ascii="Arial" w:cs="Arial" w:eastAsia="Arial" w:hAnsi="Arial"/>
+                <w:sz w:val="20"/>
+                <w:szCs w:val="20"/>
+              </w:rPr>
+              <w:t xml:space="preserve">AI-powered event creation — describe it, Melee builds it</w:t>
+            </w:r>
+          </w:p>
+        </w:tc>
+        <w:tc>
+          <w:tcPr>
+            <w:tcW w:type="dxa" w:w="4680"/>
+            <w:tcBorders>
+              <w:top w:val="single" w:color="CCCCCC" w:sz="1"/>
+              <w:left w:val="single" w:color="CCCCCC" w:sz="1"/>
+              <w:bottom w:val="single" w:color="CCCCCC" w:sz="1"/>
+              <w:right w:val="single" w:color="CCCCCC" w:sz="1"/>
+            </w:tcBorders>
+            <w:shd w:fill="F5F5F5" w:val="clear"/>
+            <w:tcMar>
+              <w:top w:type="dxa" w:w="100"/>
+              <w:left w:type="dxa" w:w="150"/>
+              <w:bottom w:type="dxa" w:w="100"/>
+              <w:right w:type="dxa" w:w="150"/>
+            </w:tcMar>
+            <w:vAlign w:val="top"/>
+          </w:tcPr>
+          <w:p>
+            <w:pPr>
+              <w:spacing w:after="100"/>
+            </w:pPr>
+            <w:r>
+              <w:rPr>
+                <w:rFonts w:ascii="Arial" w:cs="Arial" w:eastAsia="Arial" w:hAnsi="Arial"/>
+                <w:b/>
+                <w:bCs/>
+                <w:sz w:val="20"/>
+                <w:szCs w:val="20"/>
+              </w:rPr>
+              <w:t xml:space="preserve">What BracketBattle proved</w:t>
+            </w:r>
+          </w:p>
+          <w:p>
+            <w:pPr>
+              <w:spacing w:after="60"/>
+            </w:pPr>
+            <w:r>
+              <w:rPr>
+                <w:rFonts w:ascii="Arial" w:cs="Arial" w:eastAsia="Arial" w:hAnsi="Arial"/>
+                <w:sz w:val="20"/>
+                <w:szCs w:val="20"/>
+              </w:rPr>
+              <w:t xml:space="preserve">The social layer drives more engagement than the event</w:t>
+            </w:r>
+          </w:p>
+          <w:p>
+            <w:pPr>
+              <w:spacing w:after="60"/>
+            </w:pPr>
+            <w:r>
+              <w:rPr>
+                <w:rFonts w:ascii="Arial" w:cs="Arial" w:eastAsia="Arial" w:hAnsi="Arial"/>
+                <w:sz w:val="20"/>
+                <w:szCs w:val="20"/>
+              </w:rPr>
+              <w:t xml:space="preserve">Casual friends play if the barrier is low enough</w:t>
+            </w:r>
+          </w:p>
+          <w:p>
+            <w:pPr>
+              <w:spacing w:after="60"/>
+            </w:pPr>
+            <w:r>
+              <w:rPr>
+                <w:rFonts w:ascii="Arial" w:cs="Arial" w:eastAsia="Arial" w:hAnsi="Arial"/>
+                <w:sz w:val="20"/>
+                <w:szCs w:val="20"/>
+              </w:rPr>
+              <w:t xml:space="preserve">Trash Talk and reactions are the most-used features after picks</w:t>
+            </w:r>
+          </w:p>
+          <w:p>
+            <w:pPr>
+              <w:spacing w:after="60"/>
+            </w:pPr>
+            <w:r>
+              <w:rPr>
+                <w:rFonts w:ascii="Arial" w:cs="Arial" w:eastAsia="Arial" w:hAnsi="Arial"/>
+                <w:sz w:val="20"/>
+                <w:szCs w:val="20"/>
+              </w:rPr>
+              <w:t xml:space="preserve">A single HTML file can validate a product concept completely</w:t>
+            </w:r>
+          </w:p>
+          <w:p>
+            <w:pPr>
+              <w:spacing w:after="60"/>
+            </w:pPr>
+            <w:r>
+              <w:rPr>
+                <w:rFonts w:ascii="Arial" w:cs="Arial" w:eastAsia="Arial" w:hAnsi="Arial"/>
+                <w:sz w:val="20"/>
+                <w:szCs w:val="20"/>
+              </w:rPr>
               <w:t xml:space="preserve">The hard part is the engine, not the content</w:t>
             </w:r>
           </w:p>
@@ -9292,7 +9842,53 @@
     </w:p>
     <w:p>
       <w:pPr>
-        <w:spacing w:before="400"/>
+        <w:spacing w:after="80" w:before="320"/>
+        <w:jc w:val="center"/>
+      </w:pPr>
+      <w:r>
+        <w:drawing>
+          <wp:inline distT="0" distB="0" distL="0" distR="0">
+            <wp:extent cx="952500" cy="952500"/>
+            <wp:effectExtent t="0" r="0" b="0" l="0"/>
+            <wp:docPr id="1" name="" descr="" title=""/>
+            <wp:cNvGraphicFramePr>
+              <a:graphicFrameLocks xmlns:a="http://schemas.openxmlformats.org/drawingml/2006/main" noChangeAspect="1"/>
+            </wp:cNvGraphicFramePr>
+            <a:graphic xmlns:a="http://schemas.openxmlformats.org/drawingml/2006/main">
+              <a:graphicData uri="http://schemas.openxmlformats.org/drawingml/2006/picture">
+                <pic:pic xmlns:pic="http://schemas.openxmlformats.org/drawingml/2006/picture">
+                  <pic:nvPicPr>
+                    <pic:cNvPr id="0" name="" descr=""/>
+                    <pic:cNvPicPr>
+                      <a:picLocks noChangeAspect="1" noChangeArrowheads="1"/>
+                    </pic:cNvPicPr>
+                  </pic:nvPicPr>
+                  <pic:blipFill>
+                    <a:blip r:embed="rId7" cstate="none"/>
+                    <a:srcRect/>
+                    <a:stretch>
+                      <a:fillRect/>
+                    </a:stretch>
+                  </pic:blipFill>
+                  <pic:spPr bwMode="auto">
+                    <a:xfrm>
+                      <a:off x="0" y="0"/>
+                      <a:ext cx="952500" cy="952500"/>
+                    </a:xfrm>
+                    <a:prstGeom prst="rect">
+                      <a:avLst/>
+                    </a:prstGeom>
+                  </pic:spPr>
+                </pic:pic>
+              </a:graphicData>
+            </a:graphic>
+          </wp:inline>
+        </w:drawing>
+      </w:r>
+    </w:p>
+    <w:p>
+      <w:pPr>
+        <w:spacing w:after="80"/>
         <w:jc w:val="center"/>
       </w:pPr>
       <w:r>
